--- a/public/resume/cover-letter-software.docx
+++ b/public/resume/cover-letter-software.docx
@@ -33,7 +33,7 @@
         </w:rPr>
         <w:t xml:space="preserve">✉ </w:t>
       </w:r>
-      <w:hyperlink w:history="1" r:id="rIdamnfbhd8zmnqzm2vaemuw">
+      <w:hyperlink w:history="1" r:id="rIdoa3hyaf-_ebptezozavil">
         <w:r>
           <w:rPr>
             <w:rFonts w:ascii="Calibri" w:cs="Calibri" w:eastAsia="Calibri" w:hAnsi="Calibri"/>
@@ -63,7 +63,7 @@
         </w:rPr>
         <w:t xml:space="preserve">• </w:t>
       </w:r>
-      <w:hyperlink w:history="1" r:id="rIdbiqiy11iptjnwk2lt720-">
+      <w:hyperlink w:history="1" r:id="rIdjtynfdec5bvhe4hykn5jd">
         <w:r>
           <w:rPr>
             <w:rFonts w:ascii="Calibri" w:cs="Calibri" w:eastAsia="Calibri" w:hAnsi="Calibri"/>
@@ -93,7 +93,7 @@
         </w:rPr>
         <w:t xml:space="preserve">⁠in </w:t>
       </w:r>
-      <w:hyperlink w:history="1" r:id="rIdy7pmxvfkynugqjtp3p5t7">
+      <w:hyperlink w:history="1" r:id="rId-ocwgmxadtcifrbsxwlr7">
         <w:r>
           <w:rPr>
             <w:rFonts w:ascii="Calibri" w:cs="Calibri" w:eastAsia="Calibri" w:hAnsi="Calibri"/>
@@ -123,7 +123,7 @@
         </w:rPr>
         <w:t xml:space="preserve">◔ </w:t>
       </w:r>
-      <w:hyperlink w:history="1" r:id="rIdl-xciac6_as3mc7qfitlp">
+      <w:hyperlink w:history="1" r:id="rIdvibp-zdus1yakkdu6d3bb">
         <w:r>
           <w:rPr>
             <w:rFonts w:ascii="Calibri" w:cs="Calibri" w:eastAsia="Calibri" w:hAnsi="Calibri"/>

--- a/public/resume/cover-letter-software.docx
+++ b/public/resume/cover-letter-software.docx
@@ -33,7 +33,7 @@
         </w:rPr>
         <w:t xml:space="preserve">✉ </w:t>
       </w:r>
-      <w:hyperlink w:history="1" r:id="rIdoa3hyaf-_ebptezozavil">
+      <w:hyperlink w:history="1" r:id="rIdxkgh3wfqeum47f4amm8fb">
         <w:r>
           <w:rPr>
             <w:rFonts w:ascii="Calibri" w:cs="Calibri" w:eastAsia="Calibri" w:hAnsi="Calibri"/>
@@ -63,7 +63,7 @@
         </w:rPr>
         <w:t xml:space="preserve">• </w:t>
       </w:r>
-      <w:hyperlink w:history="1" r:id="rIdjtynfdec5bvhe4hykn5jd">
+      <w:hyperlink w:history="1" r:id="rIdfk6z92ftggdqmmmr_xalh">
         <w:r>
           <w:rPr>
             <w:rFonts w:ascii="Calibri" w:cs="Calibri" w:eastAsia="Calibri" w:hAnsi="Calibri"/>
@@ -93,7 +93,7 @@
         </w:rPr>
         <w:t xml:space="preserve">⁠in </w:t>
       </w:r>
-      <w:hyperlink w:history="1" r:id="rId-ocwgmxadtcifrbsxwlr7">
+      <w:hyperlink w:history="1" r:id="rIdgceoxyj_xvxv7a2rmuml-">
         <w:r>
           <w:rPr>
             <w:rFonts w:ascii="Calibri" w:cs="Calibri" w:eastAsia="Calibri" w:hAnsi="Calibri"/>
@@ -123,7 +123,7 @@
         </w:rPr>
         <w:t xml:space="preserve">◔ </w:t>
       </w:r>
-      <w:hyperlink w:history="1" r:id="rIdvibp-zdus1yakkdu6d3bb">
+      <w:hyperlink w:history="1" r:id="rIdjd2e2b5ihmlxwprc7sf5n">
         <w:r>
           <w:rPr>
             <w:rFonts w:ascii="Calibri" w:cs="Calibri" w:eastAsia="Calibri" w:hAnsi="Calibri"/>
@@ -378,7 +378,7 @@
           <w:szCs w:val="22"/>
         </w:rPr>
         <w:t xml:space="preserve">
-        What distinguishes my work is an end-to-end mindset backed by CI/CD discipline. I run GitHub Actions pipelines for automated PDF and DOCX CV regeneration, WakaTime syncs and secret scanning on every push. My open source git-unlocked course (217 topics, MIT-licensed, CI-validated, published with a permanent DOI on Zenodo) and dotfiles project (59 numbered topics, 3-platform git mirroring) reflect a habit of documenting systems thoroughly and building them to survive being handed off. I also have hardware depth that most software candidates lack: I have designed custom PCBs, written bare-metal ATmega644P C with hardware interrupts and PWM, and built an IoT predictive maintenance platform (PHAEMOS) with a 4-node hardware stack (ESP32, STM32, Arduino Nano, Raspberry Pi Pico 2W) collecting 18 real-time sensor streams, a FastAPI backend and an Isolation Forest anomaly detection model, all of which trained me to think about systems rather than features.
+        What distinguishes my work is an end-to-end mindset backed by CI/CD discipline. I run GitHub Actions pipelines for automated PDF and DOCX CV regeneration, WakaTime syncs and secret scanning on every push. My open source git-unlocked course (217 topics, MIT-licensed, CI-validated, published with a permanent DOI on Zenodo) and dotfiles project (59 numbered topics, 3-platform git mirroring) reflect a habit of documenting systems thoroughly and building them to survive being handed off. I also have hardware depth that most software candidates lack: I have designed custom PCBs, written bare-metal ATmega644P C with hardware interrupts and PWM and built an IoT predictive maintenance platform (PHAEMOS) with a 4-node hardware stack (ESP32, STM32, Arduino Nano, Raspberry Pi Pico 2W) collecting 18 real-time sensor streams, a FastAPI backend and an Isolation Forest anomaly detection model, all of which trained me to think about systems rather than features.
     </w:t>
       </w:r>
     </w:p>
@@ -430,7 +430,7 @@
           <w:sz w:val="22"/>
           <w:szCs w:val="22"/>
         </w:rPr>
-        <w:t xml:space="preserve"> aligns closely with the way I already work, and I would relish the chance to iterate fast on problems that matter to users rather than only academic exercises. I am comfortable picking up unfamiliar codebases, unblocking myself with documentation and asking precise questions when I genuinely need context.
+        <w:t xml:space="preserve"> aligns closely with the way I already work and I would relish the chance to iterate fast on problems that matter to users rather than only academic exercises. I am comfortable picking up unfamiliar codebases, unblocking myself with documentation and asking precise questions when I genuinely need context.
     </w:t>
       </w:r>
     </w:p>

--- a/public/resume/cover-letter-software.docx
+++ b/public/resume/cover-letter-software.docx
@@ -33,7 +33,7 @@
         </w:rPr>
         <w:t xml:space="preserve">✉ </w:t>
       </w:r>
-      <w:hyperlink w:history="1" r:id="rIdoa3hyaf-_ebptezozavil">
+      <w:hyperlink w:history="1" r:id="rIdyt5btt5ysqylxbp57pllh">
         <w:r>
           <w:rPr>
             <w:rFonts w:ascii="Calibri" w:cs="Calibri" w:eastAsia="Calibri" w:hAnsi="Calibri"/>
@@ -63,7 +63,7 @@
         </w:rPr>
         <w:t xml:space="preserve">• </w:t>
       </w:r>
-      <w:hyperlink w:history="1" r:id="rIdjtynfdec5bvhe4hykn5jd">
+      <w:hyperlink w:history="1" r:id="rIdbcwdhveebtemeoxpvyad0">
         <w:r>
           <w:rPr>
             <w:rFonts w:ascii="Calibri" w:cs="Calibri" w:eastAsia="Calibri" w:hAnsi="Calibri"/>
@@ -93,7 +93,7 @@
         </w:rPr>
         <w:t xml:space="preserve">⁠in </w:t>
       </w:r>
-      <w:hyperlink w:history="1" r:id="rId-ocwgmxadtcifrbsxwlr7">
+      <w:hyperlink w:history="1" r:id="rIdtw_-qb77qjwdonwr9jvuh">
         <w:r>
           <w:rPr>
             <w:rFonts w:ascii="Calibri" w:cs="Calibri" w:eastAsia="Calibri" w:hAnsi="Calibri"/>
@@ -123,7 +123,7 @@
         </w:rPr>
         <w:t xml:space="preserve">◔ </w:t>
       </w:r>
-      <w:hyperlink w:history="1" r:id="rIdvibp-zdus1yakkdu6d3bb">
+      <w:hyperlink w:history="1" r:id="rIdr5cole8hichrtptpx6hna">
         <w:r>
           <w:rPr>
             <w:rFonts w:ascii="Calibri" w:cs="Calibri" w:eastAsia="Calibri" w:hAnsi="Calibri"/>
@@ -378,7 +378,7 @@
           <w:szCs w:val="22"/>
         </w:rPr>
         <w:t xml:space="preserve">
-        What distinguishes my work is an end-to-end mindset backed by CI/CD discipline. I run GitHub Actions pipelines for automated PDF and DOCX CV regeneration, WakaTime syncs and secret scanning on every push. My open source git-unlocked course (217 topics, MIT-licensed, CI-validated, published with a permanent DOI on Zenodo) and dotfiles project (59 numbered topics, 3-platform git mirroring) reflect a habit of documenting systems thoroughly and building them to survive being handed off. I also have hardware depth that most software candidates lack: I have designed custom PCBs, written bare-metal ATmega644P C with hardware interrupts and PWM, and built an IoT predictive maintenance platform (PHAEMOS) with a 4-node hardware stack (ESP32, STM32, Arduino Nano, Raspberry Pi Pico 2W) collecting 18 real-time sensor streams, a FastAPI backend and an Isolation Forest anomaly detection model, all of which trained me to think about systems rather than features.
+        What distinguishes my work is an end-to-end mindset backed by CI/CD discipline. I run GitHub Actions pipelines for automated PDF and DOCX CV regeneration, WakaTime syncs and secret scanning on every push. My open source git-unlocked course (217 topics, MIT-licensed, CI-validated, published with a permanent DOI on Zenodo) and dotfiles project (59 numbered topics, 3-platform git mirroring) reflect a habit of documenting systems thoroughly and building them to survive being handed off. I also have hardware depth that most software candidates lack: I have designed custom PCBs, written bare-metal ATmega644P C with hardware interrupts and PWM and built an IoT predictive maintenance platform (PHAEMOS) with a 4-node hardware stack (ESP32, STM32, Arduino Nano, Raspberry Pi Pico 2W) collecting 18 real-time sensor streams, a FastAPI backend and an Isolation Forest anomaly detection model, all of which trained me to think about systems rather than features.
     </w:t>
       </w:r>
     </w:p>
@@ -430,7 +430,7 @@
           <w:sz w:val="22"/>
           <w:szCs w:val="22"/>
         </w:rPr>
-        <w:t xml:space="preserve"> aligns closely with the way I already work, and I would relish the chance to iterate fast on problems that matter to users rather than only academic exercises. I am comfortable picking up unfamiliar codebases, unblocking myself with documentation and asking precise questions when I genuinely need context.
+        <w:t xml:space="preserve"> aligns closely with the way I already work and I would relish the chance to iterate fast on problems that matter to users rather than only academic exercises. I am comfortable picking up unfamiliar codebases, unblocking myself with documentation and asking precise questions when I genuinely need context.
     </w:t>
       </w:r>
     </w:p>

--- a/public/resume/cover-letter-software.docx
+++ b/public/resume/cover-letter-software.docx
@@ -33,7 +33,7 @@
         </w:rPr>
         <w:t xml:space="preserve">✉ </w:t>
       </w:r>
-      <w:hyperlink w:history="1" r:id="rIdxkgh3wfqeum47f4amm8fb">
+      <w:hyperlink w:history="1" r:id="rIdrcww3hrh97_trzg9ejzxl">
         <w:r>
           <w:rPr>
             <w:rFonts w:ascii="Calibri" w:cs="Calibri" w:eastAsia="Calibri" w:hAnsi="Calibri"/>
@@ -63,7 +63,7 @@
         </w:rPr>
         <w:t xml:space="preserve">• </w:t>
       </w:r>
-      <w:hyperlink w:history="1" r:id="rIdfk6z92ftggdqmmmr_xalh">
+      <w:hyperlink w:history="1" r:id="rIdry1kaxclibchwygngj2n7">
         <w:r>
           <w:rPr>
             <w:rFonts w:ascii="Calibri" w:cs="Calibri" w:eastAsia="Calibri" w:hAnsi="Calibri"/>
@@ -93,7 +93,7 @@
         </w:rPr>
         <w:t xml:space="preserve">⁠in </w:t>
       </w:r>
-      <w:hyperlink w:history="1" r:id="rIdgceoxyj_xvxv7a2rmuml-">
+      <w:hyperlink w:history="1" r:id="rIdkwdiqsznsiz2b7jpvqdni">
         <w:r>
           <w:rPr>
             <w:rFonts w:ascii="Calibri" w:cs="Calibri" w:eastAsia="Calibri" w:hAnsi="Calibri"/>
@@ -123,7 +123,7 @@
         </w:rPr>
         <w:t xml:space="preserve">◔ </w:t>
       </w:r>
-      <w:hyperlink w:history="1" r:id="rIdjd2e2b5ihmlxwprc7sf5n">
+      <w:hyperlink w:history="1" r:id="rIdodik1hwi0pcclrzekbgok">
         <w:r>
           <w:rPr>
             <w:rFonts w:ascii="Calibri" w:cs="Calibri" w:eastAsia="Calibri" w:hAnsi="Calibri"/>

--- a/public/resume/cover-letter-software.docx
+++ b/public/resume/cover-letter-software.docx
@@ -33,7 +33,7 @@
         </w:rPr>
         <w:t xml:space="preserve">✉ </w:t>
       </w:r>
-      <w:hyperlink w:history="1" r:id="rIdrcww3hrh97_trzg9ejzxl">
+      <w:hyperlink w:history="1" r:id="rId6x79ovqm2k7n_kmlpcnrb">
         <w:r>
           <w:rPr>
             <w:rFonts w:ascii="Calibri" w:cs="Calibri" w:eastAsia="Calibri" w:hAnsi="Calibri"/>
@@ -63,7 +63,7 @@
         </w:rPr>
         <w:t xml:space="preserve">• </w:t>
       </w:r>
-      <w:hyperlink w:history="1" r:id="rIdry1kaxclibchwygngj2n7">
+      <w:hyperlink w:history="1" r:id="rIdtnbggrrwvquo-opwy-z0e">
         <w:r>
           <w:rPr>
             <w:rFonts w:ascii="Calibri" w:cs="Calibri" w:eastAsia="Calibri" w:hAnsi="Calibri"/>
@@ -93,7 +93,7 @@
         </w:rPr>
         <w:t xml:space="preserve">⁠in </w:t>
       </w:r>
-      <w:hyperlink w:history="1" r:id="rIdkwdiqsznsiz2b7jpvqdni">
+      <w:hyperlink w:history="1" r:id="rIdaftexesdcg3n1fuukqkb0">
         <w:r>
           <w:rPr>
             <w:rFonts w:ascii="Calibri" w:cs="Calibri" w:eastAsia="Calibri" w:hAnsi="Calibri"/>
@@ -123,7 +123,7 @@
         </w:rPr>
         <w:t xml:space="preserve">◔ </w:t>
       </w:r>
-      <w:hyperlink w:history="1" r:id="rIdodik1hwi0pcclrzekbgok">
+      <w:hyperlink w:history="1" r:id="rId_kxsucj3zjkqmvyjjocyo">
         <w:r>
           <w:rPr>
             <w:rFonts w:ascii="Calibri" w:cs="Calibri" w:eastAsia="Calibri" w:hAnsi="Calibri"/>

--- a/public/resume/cover-letter-software.docx
+++ b/public/resume/cover-letter-software.docx
@@ -33,7 +33,7 @@
         </w:rPr>
         <w:t xml:space="preserve">✉ </w:t>
       </w:r>
-      <w:hyperlink w:history="1" r:id="rId6x79ovqm2k7n_kmlpcnrb">
+      <w:hyperlink w:history="1" r:id="rIdzl54rn3eprzmslfjybhyo">
         <w:r>
           <w:rPr>
             <w:rFonts w:ascii="Calibri" w:cs="Calibri" w:eastAsia="Calibri" w:hAnsi="Calibri"/>
@@ -63,7 +63,7 @@
         </w:rPr>
         <w:t xml:space="preserve">• </w:t>
       </w:r>
-      <w:hyperlink w:history="1" r:id="rIdtnbggrrwvquo-opwy-z0e">
+      <w:hyperlink w:history="1" r:id="rIdikpulourwgea35ue2n-ae">
         <w:r>
           <w:rPr>
             <w:rFonts w:ascii="Calibri" w:cs="Calibri" w:eastAsia="Calibri" w:hAnsi="Calibri"/>
@@ -93,7 +93,7 @@
         </w:rPr>
         <w:t xml:space="preserve">⁠in </w:t>
       </w:r>
-      <w:hyperlink w:history="1" r:id="rIdaftexesdcg3n1fuukqkb0">
+      <w:hyperlink w:history="1" r:id="rId6k5xxdju2-glpna8nitvs">
         <w:r>
           <w:rPr>
             <w:rFonts w:ascii="Calibri" w:cs="Calibri" w:eastAsia="Calibri" w:hAnsi="Calibri"/>
@@ -123,7 +123,7 @@
         </w:rPr>
         <w:t xml:space="preserve">◔ </w:t>
       </w:r>
-      <w:hyperlink w:history="1" r:id="rId_kxsucj3zjkqmvyjjocyo">
+      <w:hyperlink w:history="1" r:id="rIdrnbgmvlwqn60voumbzrof">
         <w:r>
           <w:rPr>
             <w:rFonts w:ascii="Calibri" w:cs="Calibri" w:eastAsia="Calibri" w:hAnsi="Calibri"/>

--- a/public/resume/cover-letter-software.docx
+++ b/public/resume/cover-letter-software.docx
@@ -33,7 +33,7 @@
         </w:rPr>
         <w:t xml:space="preserve">✉ </w:t>
       </w:r>
-      <w:hyperlink w:history="1" r:id="rIdzl54rn3eprzmslfjybhyo">
+      <w:hyperlink w:history="1" r:id="rIdcijlbuowoeez8ygtbgton">
         <w:r>
           <w:rPr>
             <w:rFonts w:ascii="Calibri" w:cs="Calibri" w:eastAsia="Calibri" w:hAnsi="Calibri"/>
@@ -63,7 +63,7 @@
         </w:rPr>
         <w:t xml:space="preserve">• </w:t>
       </w:r>
-      <w:hyperlink w:history="1" r:id="rIdikpulourwgea35ue2n-ae">
+      <w:hyperlink w:history="1" r:id="rIdw_qnshkbxwce3kfcqzerc">
         <w:r>
           <w:rPr>
             <w:rFonts w:ascii="Calibri" w:cs="Calibri" w:eastAsia="Calibri" w:hAnsi="Calibri"/>
@@ -93,7 +93,7 @@
         </w:rPr>
         <w:t xml:space="preserve">⁠in </w:t>
       </w:r>
-      <w:hyperlink w:history="1" r:id="rId6k5xxdju2-glpna8nitvs">
+      <w:hyperlink w:history="1" r:id="rIdtqvklos-58yiayfi8wqwn">
         <w:r>
           <w:rPr>
             <w:rFonts w:ascii="Calibri" w:cs="Calibri" w:eastAsia="Calibri" w:hAnsi="Calibri"/>
@@ -123,7 +123,7 @@
         </w:rPr>
         <w:t xml:space="preserve">◔ </w:t>
       </w:r>
-      <w:hyperlink w:history="1" r:id="rIdrnbgmvlwqn60voumbzrof">
+      <w:hyperlink w:history="1" r:id="rIdhyxsf0_glg5edk_d6i6gy">
         <w:r>
           <w:rPr>
             <w:rFonts w:ascii="Calibri" w:cs="Calibri" w:eastAsia="Calibri" w:hAnsi="Calibri"/>

--- a/public/resume/cover-letter-software.docx
+++ b/public/resume/cover-letter-software.docx
@@ -33,7 +33,7 @@
         </w:rPr>
         <w:t xml:space="preserve">✉ </w:t>
       </w:r>
-      <w:hyperlink w:history="1" r:id="rIdcijlbuowoeez8ygtbgton">
+      <w:hyperlink w:history="1" r:id="rId75twxxtwjlp6ay7xm0s-7">
         <w:r>
           <w:rPr>
             <w:rFonts w:ascii="Calibri" w:cs="Calibri" w:eastAsia="Calibri" w:hAnsi="Calibri"/>
@@ -63,7 +63,7 @@
         </w:rPr>
         <w:t xml:space="preserve">• </w:t>
       </w:r>
-      <w:hyperlink w:history="1" r:id="rIdw_qnshkbxwce3kfcqzerc">
+      <w:hyperlink w:history="1" r:id="rIdytg7zgqs_zsjykmwvzyzf">
         <w:r>
           <w:rPr>
             <w:rFonts w:ascii="Calibri" w:cs="Calibri" w:eastAsia="Calibri" w:hAnsi="Calibri"/>
@@ -93,7 +93,7 @@
         </w:rPr>
         <w:t xml:space="preserve">⁠in </w:t>
       </w:r>
-      <w:hyperlink w:history="1" r:id="rIdtqvklos-58yiayfi8wqwn">
+      <w:hyperlink w:history="1" r:id="rIdy4zzhbk_f55zhnc11vef4">
         <w:r>
           <w:rPr>
             <w:rFonts w:ascii="Calibri" w:cs="Calibri" w:eastAsia="Calibri" w:hAnsi="Calibri"/>
@@ -123,7 +123,7 @@
         </w:rPr>
         <w:t xml:space="preserve">◔ </w:t>
       </w:r>
-      <w:hyperlink w:history="1" r:id="rIdhyxsf0_glg5edk_d6i6gy">
+      <w:hyperlink w:history="1" r:id="rIdyog1anika92nrrt3ro4qz">
         <w:r>
           <w:rPr>
             <w:rFonts w:ascii="Calibri" w:cs="Calibri" w:eastAsia="Calibri" w:hAnsi="Calibri"/>

--- a/public/resume/cover-letter-software.docx
+++ b/public/resume/cover-letter-software.docx
@@ -33,7 +33,7 @@
         </w:rPr>
         <w:t xml:space="preserve">✉ </w:t>
       </w:r>
-      <w:hyperlink w:history="1" r:id="rId75twxxtwjlp6ay7xm0s-7">
+      <w:hyperlink w:history="1" r:id="rIdls9x0jea0sfjzhj2wz1je">
         <w:r>
           <w:rPr>
             <w:rFonts w:ascii="Calibri" w:cs="Calibri" w:eastAsia="Calibri" w:hAnsi="Calibri"/>
@@ -63,7 +63,7 @@
         </w:rPr>
         <w:t xml:space="preserve">• </w:t>
       </w:r>
-      <w:hyperlink w:history="1" r:id="rIdytg7zgqs_zsjykmwvzyzf">
+      <w:hyperlink w:history="1" r:id="rIdukvufvrajnmejsn9jtbc6">
         <w:r>
           <w:rPr>
             <w:rFonts w:ascii="Calibri" w:cs="Calibri" w:eastAsia="Calibri" w:hAnsi="Calibri"/>
@@ -93,7 +93,7 @@
         </w:rPr>
         <w:t xml:space="preserve">⁠in </w:t>
       </w:r>
-      <w:hyperlink w:history="1" r:id="rIdy4zzhbk_f55zhnc11vef4">
+      <w:hyperlink w:history="1" r:id="rIdybb_9cjcebfh0jm-wseaq">
         <w:r>
           <w:rPr>
             <w:rFonts w:ascii="Calibri" w:cs="Calibri" w:eastAsia="Calibri" w:hAnsi="Calibri"/>
@@ -123,7 +123,7 @@
         </w:rPr>
         <w:t xml:space="preserve">◔ </w:t>
       </w:r>
-      <w:hyperlink w:history="1" r:id="rIdyog1anika92nrrt3ro4qz">
+      <w:hyperlink w:history="1" r:id="rId6tao5otlppbwggrdud3ey">
         <w:r>
           <w:rPr>
             <w:rFonts w:ascii="Calibri" w:cs="Calibri" w:eastAsia="Calibri" w:hAnsi="Calibri"/>

--- a/public/resume/cover-letter-software.docx
+++ b/public/resume/cover-letter-software.docx
@@ -33,7 +33,7 @@
         </w:rPr>
         <w:t xml:space="preserve">✉ </w:t>
       </w:r>
-      <w:hyperlink w:history="1" r:id="rIdls9x0jea0sfjzhj2wz1je">
+      <w:hyperlink w:history="1" r:id="rId_ug6qun6qmtsmtfk2i29h">
         <w:r>
           <w:rPr>
             <w:rFonts w:ascii="Calibri" w:cs="Calibri" w:eastAsia="Calibri" w:hAnsi="Calibri"/>
@@ -63,7 +63,7 @@
         </w:rPr>
         <w:t xml:space="preserve">• </w:t>
       </w:r>
-      <w:hyperlink w:history="1" r:id="rIdukvufvrajnmejsn9jtbc6">
+      <w:hyperlink w:history="1" r:id="rIdlq0-puji0ozf2y3ifl4jv">
         <w:r>
           <w:rPr>
             <w:rFonts w:ascii="Calibri" w:cs="Calibri" w:eastAsia="Calibri" w:hAnsi="Calibri"/>
@@ -93,7 +93,7 @@
         </w:rPr>
         <w:t xml:space="preserve">⁠in </w:t>
       </w:r>
-      <w:hyperlink w:history="1" r:id="rIdybb_9cjcebfh0jm-wseaq">
+      <w:hyperlink w:history="1" r:id="rIdpn0oznlf05by4hr9boimq">
         <w:r>
           <w:rPr>
             <w:rFonts w:ascii="Calibri" w:cs="Calibri" w:eastAsia="Calibri" w:hAnsi="Calibri"/>
@@ -123,7 +123,7 @@
         </w:rPr>
         <w:t xml:space="preserve">◔ </w:t>
       </w:r>
-      <w:hyperlink w:history="1" r:id="rId6tao5otlppbwggrdud3ey">
+      <w:hyperlink w:history="1" r:id="rIda7sg9tztv5er-sn0ntdma">
         <w:r>
           <w:rPr>
             <w:rFonts w:ascii="Calibri" w:cs="Calibri" w:eastAsia="Calibri" w:hAnsi="Calibri"/>

--- a/public/resume/cover-letter-software.docx
+++ b/public/resume/cover-letter-software.docx
@@ -33,7 +33,7 @@
         </w:rPr>
         <w:t xml:space="preserve">✉ </w:t>
       </w:r>
-      <w:hyperlink w:history="1" r:id="rId_ug6qun6qmtsmtfk2i29h">
+      <w:hyperlink w:history="1" r:id="rIde-ksn_nyay64tjz5bnzum">
         <w:r>
           <w:rPr>
             <w:rFonts w:ascii="Calibri" w:cs="Calibri" w:eastAsia="Calibri" w:hAnsi="Calibri"/>
@@ -63,7 +63,7 @@
         </w:rPr>
         <w:t xml:space="preserve">• </w:t>
       </w:r>
-      <w:hyperlink w:history="1" r:id="rIdlq0-puji0ozf2y3ifl4jv">
+      <w:hyperlink w:history="1" r:id="rIdmamhvrv8fi2mpzxb6csip">
         <w:r>
           <w:rPr>
             <w:rFonts w:ascii="Calibri" w:cs="Calibri" w:eastAsia="Calibri" w:hAnsi="Calibri"/>
@@ -93,7 +93,7 @@
         </w:rPr>
         <w:t xml:space="preserve">⁠in </w:t>
       </w:r>
-      <w:hyperlink w:history="1" r:id="rIdpn0oznlf05by4hr9boimq">
+      <w:hyperlink w:history="1" r:id="rIdutwtmnccz_jqwchue_bhd">
         <w:r>
           <w:rPr>
             <w:rFonts w:ascii="Calibri" w:cs="Calibri" w:eastAsia="Calibri" w:hAnsi="Calibri"/>
@@ -123,7 +123,7 @@
         </w:rPr>
         <w:t xml:space="preserve">◔ </w:t>
       </w:r>
-      <w:hyperlink w:history="1" r:id="rIda7sg9tztv5er-sn0ntdma">
+      <w:hyperlink w:history="1" r:id="rId7j8ka4rkg9f-jviwuocyp">
         <w:r>
           <w:rPr>
             <w:rFonts w:ascii="Calibri" w:cs="Calibri" w:eastAsia="Calibri" w:hAnsi="Calibri"/>

--- a/public/resume/cover-letter-software.docx
+++ b/public/resume/cover-letter-software.docx
@@ -33,7 +33,7 @@
         </w:rPr>
         <w:t xml:space="preserve">✉ </w:t>
       </w:r>
-      <w:hyperlink w:history="1" r:id="rIde-ksn_nyay64tjz5bnzum">
+      <w:hyperlink w:history="1" r:id="rId1-t88iw6uyml6bgb7c6ne">
         <w:r>
           <w:rPr>
             <w:rFonts w:ascii="Calibri" w:cs="Calibri" w:eastAsia="Calibri" w:hAnsi="Calibri"/>
@@ -63,7 +63,7 @@
         </w:rPr>
         <w:t xml:space="preserve">• </w:t>
       </w:r>
-      <w:hyperlink w:history="1" r:id="rIdmamhvrv8fi2mpzxb6csip">
+      <w:hyperlink w:history="1" r:id="rIdranxzxsxyyzq7jexeaewe">
         <w:r>
           <w:rPr>
             <w:rFonts w:ascii="Calibri" w:cs="Calibri" w:eastAsia="Calibri" w:hAnsi="Calibri"/>
@@ -93,7 +93,7 @@
         </w:rPr>
         <w:t xml:space="preserve">⁠in </w:t>
       </w:r>
-      <w:hyperlink w:history="1" r:id="rIdutwtmnccz_jqwchue_bhd">
+      <w:hyperlink w:history="1" r:id="rIda4l5n91ud0nj5yhjyjcwv">
         <w:r>
           <w:rPr>
             <w:rFonts w:ascii="Calibri" w:cs="Calibri" w:eastAsia="Calibri" w:hAnsi="Calibri"/>
@@ -123,7 +123,7 @@
         </w:rPr>
         <w:t xml:space="preserve">◔ </w:t>
       </w:r>
-      <w:hyperlink w:history="1" r:id="rId7j8ka4rkg9f-jviwuocyp">
+      <w:hyperlink w:history="1" r:id="rIddcsi-nd_rcdnyrslmdgbq">
         <w:r>
           <w:rPr>
             <w:rFonts w:ascii="Calibri" w:cs="Calibri" w:eastAsia="Calibri" w:hAnsi="Calibri"/>

--- a/public/resume/cover-letter-software.docx
+++ b/public/resume/cover-letter-software.docx
@@ -33,7 +33,7 @@
         </w:rPr>
         <w:t xml:space="preserve">✉ </w:t>
       </w:r>
-      <w:hyperlink w:history="1" r:id="rId1-t88iw6uyml6bgb7c6ne">
+      <w:hyperlink w:history="1" r:id="rIdipyre-_aamq9yxkcers21">
         <w:r>
           <w:rPr>
             <w:rFonts w:ascii="Calibri" w:cs="Calibri" w:eastAsia="Calibri" w:hAnsi="Calibri"/>
@@ -63,7 +63,7 @@
         </w:rPr>
         <w:t xml:space="preserve">• </w:t>
       </w:r>
-      <w:hyperlink w:history="1" r:id="rIdranxzxsxyyzq7jexeaewe">
+      <w:hyperlink w:history="1" r:id="rId38xp3msdznwptyx3kaehv">
         <w:r>
           <w:rPr>
             <w:rFonts w:ascii="Calibri" w:cs="Calibri" w:eastAsia="Calibri" w:hAnsi="Calibri"/>
@@ -93,7 +93,7 @@
         </w:rPr>
         <w:t xml:space="preserve">⁠in </w:t>
       </w:r>
-      <w:hyperlink w:history="1" r:id="rIda4l5n91ud0nj5yhjyjcwv">
+      <w:hyperlink w:history="1" r:id="rId3-u20bzczabaubmajtivc">
         <w:r>
           <w:rPr>
             <w:rFonts w:ascii="Calibri" w:cs="Calibri" w:eastAsia="Calibri" w:hAnsi="Calibri"/>
@@ -123,7 +123,7 @@
         </w:rPr>
         <w:t xml:space="preserve">◔ </w:t>
       </w:r>
-      <w:hyperlink w:history="1" r:id="rIddcsi-nd_rcdnyrslmdgbq">
+      <w:hyperlink w:history="1" r:id="rIdgkh_uep_krzvzfq2xsfkn">
         <w:r>
           <w:rPr>
             <w:rFonts w:ascii="Calibri" w:cs="Calibri" w:eastAsia="Calibri" w:hAnsi="Calibri"/>
